--- a/Documents/NCR Research.docx
+++ b/Documents/NCR Research.docx
@@ -234,6 +234,27 @@
         <w:rPr>
           <w:rtl w:val="0"/>
         </w:rPr>
+        <w:t xml:space="preserve">Price: Not public, but it’s said to start at $25,000 yearly.</w:t>
+      </w:r>
+    </w:p>
+    <w:p>
+      <w:pPr>
+        <w:rPr/>
+      </w:pPr>
+      <w:r>
+        <w:rPr>
+          <w:rtl w:val="0"/>
+        </w:rPr>
+      </w:r>
+    </w:p>
+    <w:p>
+      <w:pPr>
+        <w:rPr/>
+      </w:pPr>
+      <w:r>
+        <w:rPr>
+          <w:rtl w:val="0"/>
+        </w:rPr>
         <w:t xml:space="preserve">Pros:</w:t>
       </w:r>
     </w:p>
@@ -306,6 +327,183 @@
           <w:rtl w:val="0"/>
         </w:rPr>
         <w:t xml:space="preserve">-Some old-fashioned clients might not want artificial intelligence associated with their project or company.</w:t>
+      </w:r>
+    </w:p>
+    <w:p>
+      <w:pPr>
+        <w:ind w:left="0" w:firstLine="0"/>
+        <w:rPr/>
+      </w:pPr>
+      <w:r>
+        <w:rPr>
+          <w:rtl w:val="0"/>
+        </w:rPr>
+        <w:t xml:space="preserve">Mitti:</w:t>
+      </w:r>
+    </w:p>
+    <w:p>
+      <w:pPr>
+        <w:ind w:left="0" w:firstLine="0"/>
+        <w:rPr/>
+      </w:pPr>
+      <w:r>
+        <w:rPr>
+          <w:rtl w:val="0"/>
+        </w:rPr>
+        <w:t xml:space="preserve">-Use artificial intelligence that spots patterns in errors to prevent them from occurring again.</w:t>
+      </w:r>
+    </w:p>
+    <w:p>
+      <w:pPr>
+        <w:ind w:left="0" w:firstLine="0"/>
+        <w:rPr/>
+      </w:pPr>
+      <w:r>
+        <w:rPr>
+          <w:rtl w:val="0"/>
+        </w:rPr>
+        <w:t xml:space="preserve">-Artificial intelligence also automatically generates training courses for employees based on the content you upload.</w:t>
+      </w:r>
+    </w:p>
+    <w:p>
+      <w:pPr>
+        <w:ind w:left="0" w:firstLine="0"/>
+        <w:rPr/>
+      </w:pPr>
+      <w:r>
+        <w:rPr>
+          <w:rtl w:val="0"/>
+        </w:rPr>
+        <w:t xml:space="preserve">-Have a free plan for teams of up to ten people. Paid plans start at $24/person per month.</w:t>
+      </w:r>
+    </w:p>
+    <w:p>
+      <w:pPr>
+        <w:ind w:left="0" w:firstLine="0"/>
+        <w:rPr/>
+      </w:pPr>
+      <w:r>
+        <w:rPr>
+          <w:rtl w:val="0"/>
+        </w:rPr>
+        <w:t xml:space="preserve">-They offer a free trial as well.</w:t>
+      </w:r>
+    </w:p>
+    <w:p>
+      <w:pPr>
+        <w:ind w:left="0" w:firstLine="0"/>
+        <w:rPr/>
+      </w:pPr>
+      <w:r>
+        <w:rPr>
+          <w:rtl w:val="0"/>
+        </w:rPr>
+        <w:t xml:space="preserve">-Trusted by 80,000 companies, including Toyota.</w:t>
+      </w:r>
+    </w:p>
+    <w:p>
+      <w:pPr>
+        <w:ind w:left="0" w:firstLine="0"/>
+        <w:rPr/>
+      </w:pPr>
+      <w:r>
+        <w:rPr>
+          <w:rtl w:val="0"/>
+        </w:rPr>
+      </w:r>
+    </w:p>
+    <w:p>
+      <w:pPr>
+        <w:ind w:left="0" w:firstLine="0"/>
+        <w:rPr/>
+      </w:pPr>
+      <w:r>
+        <w:rPr>
+          <w:rtl w:val="0"/>
+        </w:rPr>
+        <w:t xml:space="preserve">Pros:</w:t>
+      </w:r>
+    </w:p>
+    <w:p>
+      <w:pPr>
+        <w:ind w:left="0" w:firstLine="0"/>
+        <w:rPr/>
+      </w:pPr>
+      <w:r>
+        <w:rPr>
+          <w:rtl w:val="0"/>
+        </w:rPr>
+        <w:t xml:space="preserve">-Free plans are great for trying the service out, and the paid plans start at a very affordable cost.</w:t>
+      </w:r>
+    </w:p>
+    <w:p>
+      <w:pPr>
+        <w:ind w:left="0" w:firstLine="0"/>
+        <w:rPr/>
+      </w:pPr>
+      <w:r>
+        <w:rPr>
+          <w:rtl w:val="0"/>
+        </w:rPr>
+        <w:t xml:space="preserve">-Through the use of artificial intelligence, catching errors and generating new content is streamlined and much quicker than doing it all manually.</w:t>
+      </w:r>
+    </w:p>
+    <w:p>
+      <w:pPr>
+        <w:ind w:left="0" w:firstLine="0"/>
+        <w:rPr/>
+      </w:pPr>
+      <w:r>
+        <w:rPr>
+          <w:rtl w:val="0"/>
+        </w:rPr>
+      </w:r>
+    </w:p>
+    <w:p>
+      <w:pPr>
+        <w:rPr/>
+      </w:pPr>
+      <w:r>
+        <w:rPr>
+          <w:rtl w:val="0"/>
+        </w:rPr>
+        <w:t xml:space="preserve">Why it could be a bad fit for a client:</w:t>
+      </w:r>
+    </w:p>
+    <w:p>
+      <w:pPr>
+        <w:ind w:left="0" w:firstLine="0"/>
+        <w:rPr/>
+      </w:pPr>
+      <w:r>
+        <w:rPr>
+          <w:rtl w:val="0"/>
+        </w:rPr>
+        <w:t xml:space="preserve">-All data is encrypted; however, the company also holds the decryption keys, meaning they can access their clients information (and that could possibly be leaked in data breaches).</w:t>
+      </w:r>
+    </w:p>
+    <w:p>
+      <w:pPr>
+        <w:ind w:left="0" w:firstLine="0"/>
+        <w:rPr/>
+      </w:pPr>
+      <w:r>
+        <w:rPr>
+          <w:rtl w:val="0"/>
+        </w:rPr>
+        <w:t xml:space="preserve">-Things being automated could possibly lead to artificial intelligence assuming unconventional patterns are errors, when they indeed aren’t.</w:t>
+      </w:r>
+    </w:p>
+    <w:p>
+      <w:pPr>
+        <w:ind w:left="0" w:firstLine="0"/>
+        <w:rPr/>
+      </w:pPr>
+      <w:r>
+        <w:rPr>
+          <w:rtl w:val="0"/>
+        </w:rPr>
+        <w:t xml:space="preserve">-Anything made by artificial intelligence should still be manually reviewed by a human, potentially making the process as slow or slower than just creating it by hand.</w:t>
       </w:r>
     </w:p>
     <w:sectPr>
